--- a/01_Instructor/Speaker_Notes/W08_showcase_Speaker_Notes.docx
+++ b/01_Instructor/Speaker_Notes/W08_showcase_Speaker_Notes.docx
@@ -11,16 +11,21 @@
       </w:r>
     </w:p>
     <w:p>
+      <w:r>
+        <w:t>Speaker notes for the six-slide class presentation. Use the slides as brief prompts and leave time for children to build, operate and explain. This is a robotics session with a small prepared Python recipe.</w:t>
+      </w:r>
+    </w:p>
+    <w:p>
       <w:pPr>
-        <w:pStyle w:val="Subtitle"/>
+        <w:pStyle w:val="Heading2"/>
       </w:pPr>
       <w:r>
-        <w:t>Slide by slide speaker notes</w:t>
+        <w:t>Class setup</w:t>
       </w:r>
     </w:p>
     <w:p>
       <w:r>
-        <w:t>Use these notes to lead the one-hour class with the matching seven-slide presentation. Suggested words can be adapted; protect student operating turns, individual explanations, and the final six minutes for saving and cleanup.</w:t>
+        <w:t>12 children in grades 5–6 form four teams of three: T1/T2 share Kit A and T3/T4 share Kit B. Four student instructors cover two robot stations and two build tables; a fifth or sixth can float. The adult lead oversees the room and YMCA procedures. Bring four available laptops: two remain connected to robots and two show build references. Printed build cards make the build activity work with two laptops too.</w:t>
       </w:r>
     </w:p>
     <w:p>
@@ -28,10 +33,10 @@
         <w:rPr>
           <w:b/>
         </w:rPr>
-        <w:t xml:space="preserve">Learning goal  </w:t>
+        <w:t xml:space="preserve">Learning goal </w:t>
       </w:r>
       <w:r>
-        <w:t>Each student explains a programming idea and compares a prediction with a result in a short demonstration.</w:t>
+        <w:t>Each child explains a programming idea and compares a prediction with a result in a short demonstration.</w:t>
       </w:r>
     </w:p>
     <w:p>
@@ -39,10 +44,10 @@
         <w:rPr>
           <w:b/>
         </w:rPr>
-        <w:t xml:space="preserve">Observable success  </w:t>
+        <w:t xml:space="preserve">Minimum success </w:t>
       </w:r>
       <w:r>
-        <w:t>Every pair demonstrates or explains its prototype, every student completes the final assessment, and families receive an optional next-step invitation through the adult coordinator.</w:t>
+        <w:t>Every team demonstrates or explains its prototype, every student completes the final assessment, and families receive an optional next-step invitation through the adult coordinator.</w:t>
       </w:r>
     </w:p>
     <w:p>
@@ -50,10 +55,10 @@
         <w:rPr>
           <w:b/>
         </w:rPr>
-        <w:t xml:space="preserve">Materials  </w:t>
+        <w:t xml:space="preserve">Prepare </w:t>
       </w:r>
       <w:r>
-        <w:t>Saved mission projects, pair attachments, printed final assessment, demonstration area, optional family audience in the last 25 minutes.</w:t>
+        <w:t>Confirm any visitors with YMCA staff. Load team projects and inspect lanes before arrival. Use W08_showcase.py only as a clean fallback; normally reopen the team’s week 7 program. No last-minute firmware update. Prepare two mentor examples and four labeled team build packs. Rehearse attachment clearance, a hand test and a quick swap. Show the hub color guide.</w:t>
       </w:r>
     </w:p>
     <w:p>
@@ -61,43 +66,10 @@
         <w:rPr>
           <w:b/>
         </w:rPr>
-        <w:t xml:space="preserve">Before students arrive  </w:t>
+        <w:t xml:space="preserve">Materials and files </w:t>
       </w:r>
       <w:r>
-        <w:t>Confirm any visitors with YMCA staff. Load pair projects and inspect lanes before arrival. Use W08_showcase.py only as a clean fallback; normally reopen the pair’s week 7 program. No last-minute firmware update.</w:t>
-      </w:r>
-    </w:p>
-    <w:p>
-      <w:r>
-        <w:rPr>
-          <w:b/>
-        </w:rPr>
-        <w:t xml:space="preserve">Shared setup  </w:t>
-      </w:r>
-      <w:r>
-        <w:t>Eight students form four pairs. Pairs 1 and 2 share Kit A; pairs 3 and 4 share Kit B. One mentor supports each pod, with an adult lead overseeing the room. Adjust assignments before class if confirmed enrollment differs. Left drive motor A and right B are viewed from behind toward the front; keep the auxiliary motor unplugged. Rehearse motion and stop controls on both kits.</w:t>
-      </w:r>
-    </w:p>
-    <w:p>
-      <w:r>
-        <w:rPr>
-          <w:b/>
-        </w:rPr>
-        <w:t xml:space="preserve">Files in this repository  </w:t>
-      </w:r>
-      <w:r>
-        <w:t>Presentation: 03_Presentations/W08_showcase.pptx. Complete program: 04_Python/W08_showcase.py. Also use the matching week in the instructor guide, student workbook and station task cards. Load the entire Python file in SPIKE App 3, not just a slide fragment.</w:t>
-      </w:r>
-    </w:p>
-    <w:p>
-      <w:r>
-        <w:rPr>
-          <w:b/>
-        </w:rPr>
-        <w:t xml:space="preserve">Evidence and recovery  </w:t>
-      </w:r>
-      <w:r>
-        <w:t>Use pair IDs on saved projects and individual IDs on learning records. After two minutes of technical trouble, use the recovery checks; after five, use a rehearsed fallback or paper/stationary task. Do not count an intended result as an observed result. These notes do not certify hardware readiness.</w:t>
+        <w:t>Print and pack from the matching checklist in 01_Instructor/Class_Preparation. Use the team sheet and build card. Keep the original two bases assembled, A left/B right, auxiliary motor unplugged; add C/D only as the lessons require. Hardware rehearsal remains required.</w:t>
       </w:r>
     </w:p>
     <w:p>
@@ -118,10 +90,10 @@
         <w:rPr>
           <w:b/>
         </w:rPr>
-        <w:t xml:space="preserve">Timing  </w:t>
+        <w:t xml:space="preserve">Timing </w:t>
       </w:r>
       <w:r>
-        <w:t>0–7 minutes   Individual final assessment</w:t>
+        <w:t>0–7 minutes</w:t>
       </w:r>
     </w:p>
     <w:p>
@@ -129,7 +101,7 @@
         <w:rPr>
           <w:b/>
         </w:rPr>
-        <w:t xml:space="preserve">Say  </w:t>
+        <w:t xml:space="preserve">Say </w:t>
       </w:r>
       <w:r>
         <w:t>“First, show what you can explain on your own. This is the same set of ideas we asked about at the beginning. Use your own thinking; ‘not sure’ is still an honest answer.”</w:t>
@@ -143,40 +115,7 @@
         <w:t xml:space="preserve">Do  </w:t>
       </w:r>
       <w:r>
-        <w:t>Give the same four baseline concept questions from the workbook without earlier answers visible. Keep the title slide up; do not show code or coach answers first. Allow the same accessible response modes used at baseline, including reading aloud without hints.</w:t>
-      </w:r>
-    </w:p>
-    <w:p>
-      <w:r>
-        <w:rPr>
-          <w:b/>
-        </w:rPr>
-        <w:t xml:space="preserve">Collect  </w:t>
-      </w:r>
-      <w:r>
-        <w:t>Use individual student IDs, separate from pair IDs. Keep responses for the before/after comparison and use the instructor guide key. A partner must not complete another student’s assessment. Collect before starting the briefing.</w:t>
-      </w:r>
-    </w:p>
-    <w:p>
-      <w:r>
-        <w:rPr>
-          <w:b/>
-        </w:rPr>
-        <w:t xml:space="preserve">Explain the day  </w:t>
-      </w:r>
-      <w:r>
-        <w:t>“Each pair will show its prototype, explain a code choice, and report what happened. Everyone has a speaking or pointing role. A robot problem does not erase what you learned.”</w:t>
-      </w:r>
-    </w:p>
-    <w:p>
-      <w:r>
-        <w:rPr>
-          <w:b/>
-        </w:rPr>
-        <w:t xml:space="preserve">Transition  </w:t>
-      </w:r>
-      <w:r>
-        <w:t>At minute 7, move to slide 2. Protect the assessment time; shorten optional discussion if the opening runs long.</w:t>
+        <w:t>Give each child the individual final check and keep the code slide hidden. Read questions aloud if needed without hints. Allow “not sure,” collect by student ID, and record any support. Do not compare answers until the check ends.</w:t>
       </w:r>
     </w:p>
     <w:p>
@@ -197,10 +136,10 @@
         <w:rPr>
           <w:b/>
         </w:rPr>
-        <w:t xml:space="preserve">Timing  </w:t>
+        <w:t xml:space="preserve">Timing </w:t>
       </w:r>
       <w:r>
-        <w:t>7–9 minutes   Brief the demonstration</w:t>
+        <w:t>7–12 minutes</w:t>
       </w:r>
     </w:p>
     <w:p>
@@ -208,7 +147,7 @@
         <w:rPr>
           <w:b/>
         </w:rPr>
-        <w:t xml:space="preserve">Say  </w:t>
+        <w:t xml:space="preserve">Say </w:t>
       </w:r>
       <w:r>
         <w:t>“Your audience needs to understand the useful job, one program decision, and the evidence. A successful presentation tells the truth about the run.”</w:t>
@@ -219,43 +158,10 @@
         <w:rPr>
           <w:b/>
         </w:rPr>
-        <w:t xml:space="preserve">Model  </w:t>
+        <w:t xml:space="preserve">Hub check </w:t>
       </w:r>
       <w:r>
-        <w:t>“Our robot was meant to __. We expected __. We measured __. We changed __.” Use an actual rehearsal result or clearly label an imagined example; do not invent a successful student outcome.</w:t>
-      </w:r>
-    </w:p>
-    <w:p>
-      <w:r>
-        <w:rPr>
-          <w:b/>
-        </w:rPr>
-        <w:t xml:space="preserve">Explain the format  </w:t>
-      </w:r>
-      <w:r>
-        <w:t>Each pair has four minutes during the showcase: about 45 seconds to introduce, a short run, an audience question, and reset. Both partners explain something. Keep the lane clear and have a mentor ready at the stop control.</w:t>
-      </w:r>
-    </w:p>
-    <w:p>
-      <w:r>
-        <w:rPr>
-          <w:b/>
-        </w:rPr>
-        <w:t xml:space="preserve">Audience arrangements  </w:t>
-      </w:r>
-      <w:r>
-        <w:t>Visitors must be confirmed with YMCA staff. The original plan allows an audience in the last 25 minutes, so the first demonstrations can be peer-only; welcome visitors quietly when staff admit them. If staff approve arrival earlier for all four demos, use the 24–28 setup window. Do not delay the program waiting for visitors.</w:t>
-      </w:r>
-    </w:p>
-    <w:p>
-      <w:r>
-        <w:rPr>
-          <w:b/>
-        </w:rPr>
-        <w:t xml:space="preserve">Transition  </w:t>
-      </w:r>
-      <w:r>
-        <w:t>“Find one part of your saved program that you can explain clearly.”</w:t>
+        <w:t>Read the light on the correct button: steady green center means powered on with a compatible OS and at least 20% battery; flashing orange center means charge; flashing red center means stop, power off and cool for 15 minutes. White center needs a compatible OS; flashing purple center means updating. Blue is the connection button: flashing means waiting for Bluetooth, steady means connected. A display letter is a program output, not a battery or connection status. See the full SPIKE Hub Color Guide.</w:t>
       </w:r>
     </w:p>
     <w:p>
@@ -268,7 +174,7 @@
         <w:pStyle w:val="Heading1"/>
       </w:pPr>
       <w:r>
-        <w:t>Slide 3 Explanation evidence and reflection</w:t>
+        <w:t>Slide 3 Code and prediction for the showcase</w:t>
       </w:r>
     </w:p>
     <w:p>
@@ -276,20 +182,36 @@
         <w:rPr>
           <w:b/>
         </w:rPr>
-        <w:t xml:space="preserve">Timing  </w:t>
+        <w:t xml:space="preserve">Timing </w:t>
       </w:r>
       <w:r>
-        <w:t>9–10 minutes   Connect code to evidence</w:t>
+        <w:t>7–12 minutes within the same briefing</w:t>
       </w:r>
     </w:p>
     <w:p>
       <w:pPr>
-        <w:pStyle w:val="Code"/>
+        <w:spacing w:before="80" w:after="120"/>
       </w:pPr>
       <w:r>
+        <w:rPr>
+          <w:rFonts w:ascii="Consolas" w:hAnsi="Consolas"/>
+          <w:sz w:val="20"/>
+        </w:rPr>
         <w:t>await signal("Y")</w:t>
+      </w:r>
+      <w:r>
+        <w:rPr>
+          <w:rFonts w:ascii="Consolas" w:hAnsi="Consolas"/>
+          <w:sz w:val="20"/>
+        </w:rPr>
         <w:br/>
         <w:t>result = await seek_marker(threshold)</w:t>
+      </w:r>
+      <w:r>
+        <w:rPr>
+          <w:rFonts w:ascii="Consolas" w:hAnsi="Consolas"/>
+          <w:sz w:val="20"/>
+        </w:rPr>
         <w:br/>
         <w:t>print("Our result:", result)</w:t>
       </w:r>
@@ -299,7 +221,7 @@
         <w:rPr>
           <w:b/>
         </w:rPr>
-        <w:t xml:space="preserve">Say  </w:t>
+        <w:t xml:space="preserve">Say </w:t>
       </w:r>
       <w:r>
         <w:t>“This slide is one marker example. Your saved mission may use parking or a different signal. Explain your own program and its real result.”</w:t>
@@ -310,7 +232,7 @@
         <w:rPr>
           <w:b/>
         </w:rPr>
-        <w:t xml:space="preserve">Point  </w:t>
+        <w:t xml:space="preserve">Point </w:t>
       </w:r>
       <w:r>
         <w:t>signal shows Y, seek_marker uses the calibrated threshold and returns a reason, and print reports that reason. A returned limit means the bounded search ended without detecting the marker. The display and printed result do not establish whether a cube arrived.</w:t>
@@ -321,10 +243,10 @@
         <w:rPr>
           <w:b/>
         </w:rPr>
-        <w:t xml:space="preserve">Use the correct project  </w:t>
+        <w:t xml:space="preserve">Ask </w:t>
       </w:r>
       <w:r>
-        <w:t>Normally reopen the pair’s Week 7 program. W08_showcase.py is a clean fallback with a default threshold of 40; recalibrate and test before relying on it. A parking project needs the C sensor; a marker project needs D. Keep the language the pair practiced.</w:t>
+        <w:t>“Which line or function makes your key decision? What observation will show whether the useful job worked?” Take one quick answer; teams practice their own explanations next.</w:t>
       </w:r>
     </w:p>
     <w:p>
@@ -332,10 +254,21 @@
         <w:rPr>
           <w:b/>
         </w:rPr>
-        <w:t xml:space="preserve">Ask  </w:t>
+        <w:t xml:space="preserve">Ask </w:t>
       </w:r>
       <w:r>
-        <w:t>“Which line or function makes your key decision? What observation will show whether the useful job worked?” Take one quick answer; pairs practice their own explanations next.</w:t>
+        <w:t>Before the demo, predict the stop reason. What will you explain if the robot stops for a limit instead of detecting its target?</w:t>
+      </w:r>
+    </w:p>
+    <w:p>
+      <w:r>
+        <w:rPr>
+          <w:b/>
+        </w:rPr>
+        <w:t xml:space="preserve">Expected response </w:t>
+      </w:r>
+      <w:r>
+        <w:t>“If the result is limit, the program reached its movement allowance without recognizing the target. We would check the reading, starting distance and setup next.” Parking can also report invalid, which calls for a sensor check. Neither is a successful target detection.</w:t>
       </w:r>
     </w:p>
     <w:p>
@@ -348,7 +281,7 @@
         <w:pStyle w:val="Heading1"/>
       </w:pPr>
       <w:r>
-        <w:t>Slide 4 A prediction before the run</w:t>
+        <w:t>Slide 4 Our demonstration order</w:t>
       </w:r>
     </w:p>
     <w:p>
@@ -356,10 +289,10 @@
         <w:rPr>
           <w:b/>
         </w:rPr>
-        <w:t xml:space="preserve">Timing  </w:t>
+        <w:t xml:space="preserve">Timing </w:t>
       </w:r>
       <w:r>
-        <w:t>10–12 minutes   Predict and plan a fallback</w:t>
+        <w:t>12–44 minutes</w:t>
       </w:r>
     </w:p>
     <w:p>
@@ -367,10 +300,10 @@
         <w:rPr>
           <w:b/>
         </w:rPr>
-        <w:t xml:space="preserve">Ask  </w:t>
+        <w:t xml:space="preserve">Station map </w:t>
       </w:r>
       <w:r>
-        <w:t>Before the demo, predict the stop reason. What will you explain if the robot stops for a limit instead of detecting its target?</w:t>
+        <w:t>12–18: T1/T3 rehearse; T2/T4 finish exhibits. 18–24: switch. Rotate robot jobs every two minutes. 24–28: set up. 28–44: T1, T2, T3 and T4 each have four minutes including reset. Each child explains one part.</w:t>
       </w:r>
     </w:p>
     <w:p>
@@ -378,10 +311,10 @@
         <w:rPr>
           <w:b/>
         </w:rPr>
-        <w:t xml:space="preserve">Do  </w:t>
+        <w:t xml:space="preserve">Jobs </w:t>
       </w:r>
       <w:r>
-        <w:t>Both partners state an expected observation and a likely stop reason. Agree who explains the user and code and who reports the result. Plan one sentence for an unexpected outcome.</w:t>
+        <w:t>At the robot, the driver edits and starts after “clear.” The navigator reads the step, predicts, positions the stopped robot and payload, fits an approved attachment and checks the lane. The observer watches, measures and records one number, tick or phrase. Rotate all three jobs every two minutes during the six-minute rehearsal. Assign each child one short speaking part for the demonstration. At the build table, rotate builder, designer/parts manager and tester/reporter on the same timer. Everyone contributes hands-on work.</w:t>
       </w:r>
     </w:p>
     <w:p>
@@ -389,10 +322,10 @@
         <w:rPr>
           <w:b/>
         </w:rPr>
-        <w:t xml:space="preserve">Expected response  </w:t>
+        <w:t xml:space="preserve">Robot steps </w:t>
       </w:r>
       <w:r>
-        <w:t>“If the result is limit, the program reached its movement allowance without recognizing the target. We would check the reading, starting distance and setup next.” Parking can also report invalid, which calls for a sensor check. Neither is a successful target detection.</w:t>
+        <w:t>1. Complete the four concept questions independently at 0–7, before the briefing. 2. Brief and predict at 7–12. T1/T3 rehearse at 12–18 and T2/T4 at 18–24, rotating jobs every two minutes. The other team finishes its exhibit. 3. Save and set up at 24–28. Each child rehearses one speaking part. 4. T1, T2, T3 and T4 each have four minutes at 28–44 for an explanation, run, question and reset. If a run fails, explain the actual stop reason and next test. 5. Celebrate specific evidence at 44–50. Reflect and offer optional next steps at 50–54. Save, pack and dismiss at 54–60.</w:t>
       </w:r>
     </w:p>
     <w:p>
@@ -400,10 +333,10 @@
         <w:rPr>
           <w:b/>
         </w:rPr>
-        <w:t xml:space="preserve">Fallback sentence  </w:t>
+        <w:t xml:space="preserve">Build </w:t>
       </w:r>
       <w:r>
-        <w:t>“Our live run did not complete the task. Here is the code decision and the evidence from our last test. Our next check would be __.” Use the saved log or act out the sequence; do not claim the demonstration succeeded.</w:t>
+        <w:t>A working exhibit for the showcase. Finish a stable exhibit that helps visitors understand the team’s robot job. Repair or strengthen one loose part of the saved build. Add a small sign or model showing the user and useful job. Rehearse three short speaking parts while the robot is with the other team. Test: Exhibit stands, robot lane stays clear, and each child can explain one part.</w:t>
       </w:r>
     </w:p>
     <w:p>
@@ -411,10 +344,21 @@
         <w:rPr>
           <w:b/>
         </w:rPr>
-        <w:t xml:space="preserve">Transition  </w:t>
+        <w:t xml:space="preserve">Connection to robot </w:t>
       </w:r>
       <w:r>
-        <w:t>“We have six minutes of rehearsal per pair. Test the version you will actually show.”</w:t>
+        <w:t>This is finishing and presentation time, not a new complex mechanism. Each team gets a six-minute robot rehearsal and a four-minute demonstration.</w:t>
+      </w:r>
+    </w:p>
+    <w:p>
+      <w:r>
+        <w:rPr>
+          <w:b/>
+        </w:rPr>
+        <w:t xml:space="preserve">Coaching </w:t>
+      </w:r>
+      <w:r>
+        <w:t>Ask for an observation before suggesting a change. Help with one connection or edit, then return control. Typing can be assisted; the child still chooses, predicts and starts the run.</w:t>
       </w:r>
     </w:p>
     <w:p>
@@ -427,7 +371,7 @@
         <w:pStyle w:val="Heading1"/>
       </w:pPr>
       <w:r>
-        <w:t>Slide 5 Our demonstration order</w:t>
+        <w:t>Slide 5 Evidence from our test</w:t>
       </w:r>
     </w:p>
     <w:p>
@@ -435,10 +379,10 @@
         <w:rPr>
           <w:b/>
         </w:rPr>
-        <w:t xml:space="preserve">Timing  </w:t>
+        <w:t xml:space="preserve">Timing </w:t>
       </w:r>
       <w:r>
-        <w:t>12–44 minutes   Rehearse then demonstrate</w:t>
+        <w:t>28–44 demonstrations, then 44–50 specific celebrations.</w:t>
       </w:r>
     </w:p>
     <w:p>
@@ -446,10 +390,10 @@
         <w:rPr>
           <w:b/>
         </w:rPr>
-        <w:t xml:space="preserve">12–18 rehearsal  </w:t>
+        <w:t xml:space="preserve">Evidence </w:t>
       </w:r>
       <w:r>
-        <w:t>Pairs 1 and 3 rehearse on Kits A and B. Pairs 2 and 4 trace code and rehearse their explanation away from the lane. Switch operating roles at minute 15.</w:t>
+        <w:t>At the robot: each child makes a prediction and takes a driver turn. Keep one number, tick or short phrase per trial. At the build table: show the model and its hand-test result. Final concept responses, confidence rating, a brief mentor rubric, final recipe, and measured demo outcome. Photos or quotes require the program’s agreed permission process.</w:t>
       </w:r>
     </w:p>
     <w:p>
@@ -457,10 +401,10 @@
         <w:rPr>
           <w:b/>
         </w:rPr>
-        <w:t xml:space="preserve">18–24 rehearsal  </w:t>
+        <w:t xml:space="preserve">Ask </w:t>
       </w:r>
       <w:r>
-        <w:t>Pairs 2 and 4 rehearse; pairs 1 and 3 prepare their explanations. Switch operating roles at minute 21. Use the saved mission and familiar start; avoid new features.</w:t>
+        <w:t>What changed? What stayed the same? What did the real run show? Record a tick, short phrase or number at the robot. The build table tests the model by hand rather than repeating a worksheet.</w:t>
       </w:r>
     </w:p>
     <w:p>
@@ -468,10 +412,10 @@
         <w:rPr>
           <w:b/>
         </w:rPr>
-        <w:t xml:space="preserve">24–28 setup  </w:t>
+        <w:t xml:space="preserve">Troubleshooting </w:t>
       </w:r>
       <w:r>
-        <w:t>Save final pair copies, attach the correct removable mechanism, inspect the lanes, and set demonstration order. Arrange any admitted audience with staff. Both mentors identify each pair’s file and stop controls.</w:t>
+        <w:t>Connection failure: use the saved recipe and act out the sequence. Sensor failure: show the recorded test log. Keep each team’s four-minute slot and do not replace students’ explanations with a mentor repair session.</w:t>
       </w:r>
     </w:p>
     <w:p>
@@ -479,10 +423,10 @@
         <w:rPr>
           <w:b/>
         </w:rPr>
-        <w:t xml:space="preserve">28–44 showcase  </w:t>
+        <w:t xml:space="preserve">Support </w:t>
       </w:r>
       <w:r>
-        <w:t>Pair 1: 28–32; pair 2: 32–36; pair 3: 36–40; pair 4: 40–44. One pair presents at a time. Within each four-minute slot, allow roughly 45 seconds to explain, 60 seconds for a short run, 75 seconds for results/questions, and 60 seconds to stop and reset.</w:t>
+        <w:t>Allow a partner interview, pointing to code, or a recorded explanation prepared with staff. Participation and honest reasoning count even if the robot does not complete its route.</w:t>
       </w:r>
     </w:p>
     <w:p>
@@ -490,10 +434,10 @@
         <w:rPr>
           <w:b/>
         </w:rPr>
-        <w:t xml:space="preserve">Prompt the presenters  </w:t>
+        <w:t xml:space="preserve">Extension </w:t>
       </w:r>
       <w:r>
-        <w:t>“Who could use this? What did your program decide? What happened? What would you change next?” Both partners contribute a sentence, point to code, or use an agreed accessible format.</w:t>
+        <w:t>Explain a limitation and propose a specific next experiment. Invite questions about how the result might change on a different surface.</w:t>
       </w:r>
     </w:p>
     <w:p>
@@ -501,21 +445,10 @@
         <w:rPr>
           <w:b/>
         </w:rPr>
-        <w:t xml:space="preserve">If a run fails  </w:t>
+        <w:t xml:space="preserve">If needed </w:t>
       </w:r>
       <w:r>
-        <w:t>Keep the slot. Use a stationary sensor example, saved test log, or acted sequence. A mentor should not replace the students’ explanation with repairs. Record the actual outcome.</w:t>
-      </w:r>
-    </w:p>
-    <w:p>
-      <w:r>
-        <w:rPr>
-          <w:b/>
-        </w:rPr>
-        <w:t xml:space="preserve">Audience job  </w:t>
-      </w:r>
-      <w:r>
-        <w:t>Listen for one decision and one observation. Ask a useful question such as “What would change on another surface?” Keep hands out of the demonstration area.</w:t>
+        <w:t>Reopen the team’s saved Word Blocks mission. Students point out a variable, a repeat, or a decision and connect it to observed robot behavior. No language switch is needed on showcase day.</w:t>
       </w:r>
     </w:p>
     <w:p>
@@ -528,7 +461,7 @@
         <w:pStyle w:val="Heading1"/>
       </w:pPr>
       <w:r>
-        <w:t>Slide 6 Evidence from our test</w:t>
+        <w:t>Slide 6 What we learned and noticed</w:t>
       </w:r>
     </w:p>
     <w:p>
@@ -536,10 +469,10 @@
         <w:rPr>
           <w:b/>
         </w:rPr>
-        <w:t xml:space="preserve">Timing  </w:t>
+        <w:t xml:space="preserve">Timing </w:t>
       </w:r>
       <w:r>
-        <w:t>44–49 minutes   Celebrate specific evidence</w:t>
+        <w:t>50–54 minutes for reflection; 54–60 for saving, packing and pickup.</w:t>
       </w:r>
     </w:p>
     <w:p>
@@ -547,10 +480,10 @@
         <w:rPr>
           <w:b/>
         </w:rPr>
-        <w:t xml:space="preserve">Say  </w:t>
+        <w:t xml:space="preserve">Ask each child </w:t>
       </w:r>
       <w:r>
-        <w:t>“Tell us one thing you can now explain and the evidence that helped you learn it.” Recognize a concrete example from each pair: a useful variable change, a correctly traced loop, a measured threshold, or a revised attachment.</w:t>
+        <w:t>What can you explain or do now? What did you notice in today’s demonstrations? What would you like to build or explore next?</w:t>
       </w:r>
     </w:p>
     <w:p>
@@ -558,10 +491,10 @@
         <w:rPr>
           <w:b/>
         </w:rPr>
-        <w:t xml:space="preserve">Do  </w:t>
+        <w:t xml:space="preserve">Facilitate </w:t>
       </w:r>
       <w:r>
-        <w:t>Use about one minute per pair, then a short whole-group reflection. Compare predicted and observed outcomes. Give credit for honest reasoning and shared participation even when hardware failed.</w:t>
+        <w:t>Run two pod conversations in parallel. Give each of the six children about 20–30 seconds for one chosen prompt. Invite a concrete observation from the robot or build. Accept pointing, a demonstration or a short sentence.</w:t>
       </w:r>
     </w:p>
     <w:p>
@@ -569,10 +502,10 @@
         <w:rPr>
           <w:b/>
         </w:rPr>
-        <w:t xml:space="preserve">Keep the evidence  </w:t>
+        <w:t xml:space="preserve">Listen for </w:t>
       </w:r>
       <w:r>
-        <w:t>Collect the final concept responses, confidence rating, mentor rubric, saved recipe and actual demo outcome. Use the existing evaluation forms. Keep identified student/family records in the program’s approved storage, not in this code repository.</w:t>
+        <w:t>Use the same baseline key in the instructor guide. Report what actually happened during the demo, not the intended outcome. Future FRC interest is optional and separate from demonstrated learning.</w:t>
       </w:r>
     </w:p>
     <w:p>
@@ -580,10 +513,10 @@
         <w:rPr>
           <w:b/>
         </w:rPr>
-        <w:t xml:space="preserve">Guard against overclaiming  </w:t>
+        <w:t xml:space="preserve">Close </w:t>
       </w:r>
       <w:r>
-        <w:t>Do not substitute interest in FRC for demonstrated learning. Before/after answers may show a change; record the actual evidence without inventing scores, quotes, attendance or impact. Photos and quotations follow the agreed permission process.</w:t>
+        <w:t>Save T1–T4 projects, stop and park both robots, remove only approved temporary attachments, store four labeled builds and count parts. Follow YMCA pickup procedures.</w:t>
       </w:r>
     </w:p>
     <w:p>
@@ -591,121 +524,54 @@
         <w:rPr>
           <w:b/>
         </w:rPr>
-        <w:t xml:space="preserve">Transition  </w:t>
+        <w:t xml:space="preserve">Optional connection </w:t>
       </w:r>
       <w:r>
-        <w:t>“You have tried programming, testing and design. Those are several of the ways people contribute to robotics.”</w:t>
-      </w:r>
-    </w:p>
-    <w:p>
-      <w:r>
-        <w:br w:type="page"/>
-      </w:r>
-    </w:p>
-    <w:p>
-      <w:pPr>
-        <w:pStyle w:val="Heading1"/>
-      </w:pPr>
-      <w:r>
-        <w:t>Slide 7 What you can explain now</w:t>
-      </w:r>
-    </w:p>
-    <w:p>
-      <w:r>
-        <w:rPr>
-          <w:b/>
-        </w:rPr>
-        <w:t xml:space="preserve">Timing  </w:t>
-      </w:r>
-      <w:r>
-        <w:t>49–60 minutes   Next steps and pack up</w:t>
-      </w:r>
-    </w:p>
-    <w:p>
-      <w:r>
-        <w:rPr>
-          <w:b/>
-        </w:rPr>
-        <w:t xml:space="preserve">49–54 reflection  </w:t>
-      </w:r>
-      <w:r>
-        <w:t>What can you now explain or do that you could not do at the beginning? What would you like to try next? Ask each student briefly within the two pods. Offer a no-pressure option to describe what they would try next without committing to a team.</w:t>
-      </w:r>
-    </w:p>
-    <w:p>
-      <w:r>
-        <w:rPr>
-          <w:b/>
-        </w:rPr>
-        <w:t xml:space="preserve">Say  </w:t>
-      </w:r>
-      <w:r>
-        <w:t>“Robotics teams need programmers, designers, builders, outreach organizers, media creators and people who keep the team running. If you want to learn about a next opportunity, the adult coordinator can share the details.”</w:t>
-      </w:r>
-    </w:p>
-    <w:p>
-      <w:r>
-        <w:rPr>
-          <w:b/>
-        </w:rPr>
-        <w:t xml:space="preserve">Coordinator action  </w:t>
-      </w:r>
-      <w:r>
-        <w:t>Share only confirmed next-step information through the agreed adult process. Do not promise a date or place that has not been arranged, or collect private family contact details into the repository.</w:t>
-      </w:r>
-    </w:p>
-    <w:p>
-      <w:r>
-        <w:rPr>
-          <w:b/>
-        </w:rPr>
-        <w:t xml:space="preserve">54–56 save  </w:t>
-      </w:r>
-      <w:r>
-        <w:t>Confirm final projects and evidence are saved under their pair/student IDs in the approved locations. Preserve the latest working recipe as well as its recorded outcome.</w:t>
-      </w:r>
-    </w:p>
-    <w:p>
-      <w:r>
-        <w:rPr>
-          <w:b/>
-        </w:rPr>
-        <w:t xml:space="preserve">56–58 equipment  </w:t>
-      </w:r>
-      <w:r>
-        <w:t>Stop robots, count parts, label stored attachments, and reconcile personal loans. Follow the agreed storage plan; do not dismantle or redistribute equipment without the program lead’s decision.</w:t>
-      </w:r>
-    </w:p>
-    <w:p>
-      <w:r>
-        <w:rPr>
-          <w:b/>
-        </w:rPr>
-        <w:t xml:space="preserve">58–60 dismiss  </w:t>
-      </w:r>
-      <w:r>
-        <w:t>Follow YMCA pickup procedures and secure the room. Thank students for a specific effort they made. No additional demonstration should delay dismissal.</w:t>
-      </w:r>
-    </w:p>
-    <w:p>
-      <w:r>
-        <w:rPr>
-          <w:b/>
-        </w:rPr>
-        <w:t xml:space="preserve">After the session  </w:t>
-      </w:r>
-      <w:r>
-        <w:t>Complete the mentor evaluation, record actual attendance and follow-up needs in approved records, and update the prep tracker with equipment status and any remaining loans. Aggregate reported outcomes honestly.</w:t>
+        <w:t>FRC includes programming, design, fabrication, outreach, media, and team operations.</w:t>
       </w:r>
     </w:p>
     <w:sectPr>
+      <w:headerReference w:type="default" r:id="rId9"/>
+      <w:footerReference w:type="default" r:id="rId10"/>
       <w:pgSz w:w="12240" w:h="15840"/>
-      <w:pgMar w:top="936" w:right="1037" w:bottom="936" w:left="1037" w:header="720" w:footer="720" w:gutter="0"/>
+      <w:pgMar w:top="893" w:right="1008" w:bottom="893" w:left="1008" w:header="360" w:footer="360" w:gutter="0"/>
       <w:cols w:space="720"/>
       <w:docGrid w:linePitch="360"/>
     </w:sectPr>
   </w:body>
 </w:document>
+</file>
+
+<file path=word/footer1.xml><?xml version="1.0" encoding="utf-8"?>
+<w:ftr xmlns:m="http://schemas.openxmlformats.org/officeDocument/2006/math" xmlns:mc="http://schemas.openxmlformats.org/markup-compatibility/2006" xmlns:mo="http://schemas.microsoft.com/office/mac/office/2008/main" xmlns:mv="urn:schemas-microsoft-com:mac:vml" xmlns:o="urn:schemas-microsoft-com:office:office" xmlns:r="http://schemas.openxmlformats.org/officeDocument/2006/relationships" xmlns:v="urn:schemas-microsoft-com:vml" xmlns:w10="urn:schemas-microsoft-com:office:word" xmlns:w14="http://schemas.microsoft.com/office/word/2010/wordml" xmlns:w="http://schemas.openxmlformats.org/wordprocessingml/2006/main" xmlns:wne="http://schemas.microsoft.com/office/word/2006/wordml" xmlns:wp14="http://schemas.microsoft.com/office/word/2010/wordprocessingDrawing" xmlns:wp="http://schemas.openxmlformats.org/drawingml/2006/wordprocessingDrawing" xmlns:wpc="http://schemas.microsoft.com/office/word/2010/wordprocessingCanvas" xmlns:wpg="http://schemas.microsoft.com/office/word/2010/wordprocessingGroup" xmlns:wpi="http://schemas.microsoft.com/office/word/2010/wordprocessingInk" xmlns:wps="http://schemas.microsoft.com/office/word/2010/wordprocessingShape" mc:Ignorable="w14 wp14">
+  <w:p>
+    <w:pPr>
+      <w:pStyle w:val="Footer"/>
+      <w:jc w:val="right"/>
+    </w:pPr>
+    <w:r>
+      <w:rPr>
+        <w:sz w:val="16"/>
+      </w:rPr>
+      <w:t xml:space="preserve">Week 8 speaker notes   •   </w:t>
+    </w:r>
+    <w:fldSimple w:instr="PAGE"/>
+  </w:p>
+</w:ftr>
+</file>
+
+<file path=word/header1.xml><?xml version="1.0" encoding="utf-8"?>
+<w:hdr xmlns:m="http://schemas.openxmlformats.org/officeDocument/2006/math" xmlns:mc="http://schemas.openxmlformats.org/markup-compatibility/2006" xmlns:mo="http://schemas.microsoft.com/office/mac/office/2008/main" xmlns:mv="urn:schemas-microsoft-com:mac:vml" xmlns:o="urn:schemas-microsoft-com:office:office" xmlns:r="http://schemas.openxmlformats.org/officeDocument/2006/relationships" xmlns:v="urn:schemas-microsoft-com:vml" xmlns:w10="urn:schemas-microsoft-com:office:word" xmlns:w14="http://schemas.microsoft.com/office/word/2010/wordml" xmlns:w="http://schemas.openxmlformats.org/wordprocessingml/2006/main" xmlns:wne="http://schemas.microsoft.com/office/word/2006/wordml" xmlns:wp14="http://schemas.microsoft.com/office/word/2010/wordprocessingDrawing" xmlns:wp="http://schemas.openxmlformats.org/drawingml/2006/wordprocessingDrawing" xmlns:wpc="http://schemas.microsoft.com/office/word/2010/wordprocessingCanvas" xmlns:wpg="http://schemas.microsoft.com/office/word/2010/wordprocessingGroup" xmlns:wpi="http://schemas.microsoft.com/office/word/2010/wordprocessingInk" xmlns:wps="http://schemas.microsoft.com/office/word/2010/wordprocessingShape" mc:Ignorable="w14 wp14">
+  <w:p>
+    <w:pPr/>
+    <w:r>
+      <w:rPr>
+        <w:sz w:val="16"/>
+      </w:rPr>
+      <w:t>MechaRAMS   /   Cheshire YMCA robotics pilot   /   Fall 2026</w:t>
+    </w:r>
+  </w:p>
+</w:hdr>
 </file>
 
 <file path=word/numbering.xml><?xml version="1.0" encoding="utf-8"?>
@@ -1072,7 +938,7 @@
     <w:qFormat/>
     <w:rsid w:val="00FC693F"/>
     <w:pPr>
-      <w:spacing w:after="140" w:line="252" w:lineRule="auto"/>
+      <w:spacing w:after="100" w:line="252" w:lineRule="auto"/>
     </w:pPr>
     <w:rPr>
       <w:rFonts w:ascii="Arial" w:hAnsi="Arial"/>
@@ -1135,7 +1001,7 @@
     <w:pPr>
       <w:keepNext/>
       <w:keepLines/>
-      <w:spacing w:before="480" w:after="180"/>
+      <w:spacing w:before="480" w:after="100"/>
       <w:outlineLvl w:val="0"/>
     </w:pPr>
     <w:rPr>
@@ -1143,7 +1009,7 @@
       <w:b/>
       <w:bCs/>
       <w:color w:val="000000"/>
-      <w:sz w:val="36"/>
+      <w:sz w:val="38"/>
       <w:szCs w:val="28"/>
     </w:rPr>
   </w:style>
@@ -1159,7 +1025,7 @@
     <w:pPr>
       <w:keepNext/>
       <w:keepLines/>
-      <w:spacing w:before="200" w:after="0"/>
+      <w:spacing w:before="200" w:after="100"/>
       <w:outlineLvl w:val="1"/>
     </w:pPr>
     <w:rPr>
@@ -1183,7 +1049,7 @@
     <w:pPr>
       <w:keepNext/>
       <w:keepLines/>
-      <w:spacing w:before="200" w:after="0"/>
+      <w:spacing w:before="200" w:after="100"/>
       <w:outlineLvl w:val="2"/>
     </w:pPr>
     <w:rPr>
@@ -1191,6 +1057,7 @@
       <w:b/>
       <w:bCs/>
       <w:color w:val="000000"/>
+      <w:sz w:val="21"/>
     </w:rPr>
   </w:style>
   <w:style w:type="paragraph" w:styleId="Heading4">
@@ -1421,7 +1288,7 @@
     <w:qFormat/>
     <w:rsid w:val="00FC693F"/>
     <w:pPr>
-      <w:spacing w:after="300" w:line="240" w:lineRule="auto"/>
+      <w:spacing w:after="100" w:line="240" w:lineRule="auto"/>
       <w:contextualSpacing/>
     </w:pPr>
     <w:rPr>
@@ -1429,7 +1296,7 @@
       <w:color w:val="000000"/>
       <w:spacing w:val="5"/>
       <w:kern w:val="28"/>
-      <w:sz w:val="48"/>
+      <w:sz w:val="50"/>
       <w:szCs w:val="52"/>
     </w:rPr>
   </w:style>
@@ -1460,6 +1327,7 @@
       <w:numPr>
         <w:ilvl w:val="1"/>
       </w:numPr>
+      <w:spacing w:after="100"/>
     </w:pPr>
     <w:rPr>
       <w:rFonts w:asciiTheme="majorHAnsi" w:eastAsiaTheme="majorEastAsia" w:hAnsiTheme="majorHAnsi" w:cstheme="majorBidi" w:ascii="Arial" w:hAnsi="Arial"/>
@@ -12755,16 +12623,6 @@
         <w:shd w:val="clear" w:color="auto" w:fill="FBCAA2" w:themeFill="accent6" w:themeFillTint="7F"/>
       </w:tcPr>
     </w:tblStylePr>
-  </w:style>
-  <w:style w:type="paragraph" w:customStyle="1" w:styleId="Code">
-    <w:name w:val="Code"/>
-    <w:pPr>
-      <w:spacing w:after="160"/>
-    </w:pPr>
-    <w:rPr>
-      <w:rFonts w:ascii="Consolas" w:hAnsi="Consolas"/>
-      <w:sz w:val="20"/>
-    </w:rPr>
   </w:style>
 </w:styles>
 </file>

--- a/01_Instructor/Speaker_Notes/W08_showcase_Speaker_Notes.docx
+++ b/01_Instructor/Speaker_Notes/W08_showcase_Speaker_Notes.docx
@@ -505,7 +505,7 @@
         <w:t xml:space="preserve">Listen for </w:t>
       </w:r>
       <w:r>
-        <w:t>Use the same baseline key in the instructor guide. Report what actually happened during the demo, not the intended outcome. Future FRC interest is optional and separate from demonstrated learning.</w:t>
+        <w:t>Use the concept-question key in the instructor guide. Report what actually happened during the demo, not the intended outcome. Future FRC interest is optional and separate from demonstrated learning.</w:t>
       </w:r>
     </w:p>
     <w:p>
